--- a/business/friday_meeting_packet/04_data_room/business/ATOMiK_Business_Plan.docx
+++ b/business/friday_meeting_packet/04_data_room/business/ATOMiK_Business_Plan.docx
@@ -248,7 +248,7 @@
         <w:rPr>
           <w:sz w:val="21"/>
         </w:rPr>
-        <w:t>ATOMiK Desk v0.39-K: framebuffer-native prototype UI running on live Zynq FPGA (HARDWARE_VALIDATED)</w:t>
+        <w:t>ATOMiK Desk v0.40-A: framebuffer-native prototype UI captured from /dev/fb0 on live Zynq FPGA, driven by real measured on-board data (HARDWARE_VALIDATED)</w:t>
       </w:r>
     </w:p>
     <w:p>

--- a/business/friday_meeting_packet/04_data_room/business/ATOMiK_Business_Plan.docx
+++ b/business/friday_meeting_packet/04_data_room/business/ATOMiK_Business_Plan.docx
@@ -249,6 +249,28 @@
           <w:sz w:val="21"/>
         </w:rPr>
         <w:t>ATOMiK Desk v0.40-A: framebuffer-native prototype UI captured from /dev/fb0 on live Zynq FPGA, driven by real measured on-board data (HARDWARE_VALIDATED)</w:t>
+      </w:r>
+    </w:p>
+    <w:p>
+      <w:pPr>
+        <w:pStyle w:val="ListBullet"/>
+      </w:pPr>
+      <w:r>
+        <w:rPr>
+          <w:sz w:val="21"/>
+        </w:rPr>
+        <w:t>First customer-facing Workloads demo on AX7020 hardware: real-time telemetry aggregation, 800 Mevents/s at 8 banks, byte-identical across configs (LIVE_MEASURED; throughput measured, static capture)</w:t>
+      </w:r>
+    </w:p>
+    <w:p>
+      <w:pPr>
+        <w:pStyle w:val="ListBullet"/>
+      </w:pPr>
+      <w:r>
+        <w:rPr>
+          <w:sz w:val="21"/>
+        </w:rPr>
+        <w:t>Parallel-bank throughput on AX7020: 8-bank accumulator scales 1/2/4/8x, byte-identical to a software recompute (LIVE_MEASURED)</w:t>
       </w:r>
     </w:p>
     <w:p>
